--- a/Agile-Scrum_NguyenThanhPhucNguyen_de04.docx
+++ b/Agile-Scrum_NguyenThanhPhucNguyen_de04.docx
@@ -743,6 +743,14 @@
                 <w:szCs w:val="24"/>
               </w:rPr>
             </w:pPr>
+            <w:r>
+              <w:rPr>
+                <w:rFonts w:ascii="Times New Roman" w:eastAsia="Times New Roman" w:hAnsi="Times New Roman" w:cs="Times New Roman"/>
+                <w:sz w:val="24"/>
+                <w:szCs w:val="24"/>
+              </w:rPr>
+              <w:t>Quản lý nguồn lực điêu dưỡng</w:t>
+            </w:r>
           </w:p>
         </w:tc>
         <w:tc>
@@ -771,6 +779,14 @@
                 <w:szCs w:val="24"/>
               </w:rPr>
             </w:pPr>
+            <w:r>
+              <w:rPr>
+                <w:rFonts w:ascii="Times New Roman" w:eastAsia="Times New Roman" w:hAnsi="Times New Roman" w:cs="Times New Roman"/>
+                <w:sz w:val="24"/>
+                <w:szCs w:val="24"/>
+              </w:rPr>
+              <w:t>Quản lý điều dưỡng và hồ sơ bệnh nhân</w:t>
+            </w:r>
           </w:p>
         </w:tc>
         <w:tc>
@@ -834,6 +850,30 @@
                 <w:szCs w:val="24"/>
               </w:rPr>
             </w:pPr>
+            <w:r>
+              <w:rPr>
+                <w:rFonts w:ascii="Times New Roman" w:eastAsia="Times New Roman" w:hAnsi="Times New Roman" w:cs="Times New Roman"/>
+                <w:sz w:val="24"/>
+                <w:szCs w:val="24"/>
+              </w:rPr>
+              <w:t xml:space="preserve">Là </w:t>
+            </w:r>
+            <w:r>
+              <w:rPr>
+                <w:rFonts w:ascii="Times New Roman" w:eastAsia="Times New Roman" w:hAnsi="Times New Roman" w:cs="Times New Roman"/>
+                <w:sz w:val="24"/>
+                <w:szCs w:val="24"/>
+              </w:rPr>
+              <w:t>điều</w:t>
+            </w:r>
+            <w:r>
+              <w:rPr>
+                <w:rFonts w:ascii="Times New Roman" w:eastAsia="Times New Roman" w:hAnsi="Times New Roman" w:cs="Times New Roman"/>
+                <w:sz w:val="24"/>
+                <w:szCs w:val="24"/>
+              </w:rPr>
+              <w:t xml:space="preserve"> dưỡng, tôi muốn quản lý thông tin hồ sơ bệnh nhân, để dễ dàng tìm kiếm cần chăm sóc </w:t>
+            </w:r>
           </w:p>
         </w:tc>
       </w:tr>
@@ -867,6 +907,14 @@
                 <w:szCs w:val="24"/>
               </w:rPr>
             </w:pPr>
+            <w:r>
+              <w:rPr>
+                <w:rFonts w:ascii="Times New Roman" w:eastAsia="Times New Roman" w:hAnsi="Times New Roman" w:cs="Times New Roman"/>
+                <w:sz w:val="24"/>
+                <w:szCs w:val="24"/>
+              </w:rPr>
+              <w:t>Vận hành chăm sóc</w:t>
+            </w:r>
           </w:p>
         </w:tc>
         <w:tc>
@@ -895,6 +943,14 @@
                 <w:szCs w:val="24"/>
               </w:rPr>
             </w:pPr>
+            <w:r>
+              <w:rPr>
+                <w:rFonts w:ascii="Times New Roman" w:eastAsia="Times New Roman" w:hAnsi="Times New Roman" w:cs="Times New Roman"/>
+                <w:sz w:val="24"/>
+                <w:szCs w:val="24"/>
+              </w:rPr>
+              <w:t>Theo dõi chỉ số sinh tồn qua thiết bị đo</w:t>
+            </w:r>
           </w:p>
         </w:tc>
         <w:tc>
@@ -958,6 +1014,22 @@
                 <w:szCs w:val="24"/>
               </w:rPr>
             </w:pPr>
+            <w:r>
+              <w:rPr>
+                <w:rFonts w:ascii="Times New Roman" w:eastAsia="Times New Roman" w:hAnsi="Times New Roman" w:cs="Times New Roman"/>
+                <w:sz w:val="24"/>
+                <w:szCs w:val="24"/>
+              </w:rPr>
+              <w:t xml:space="preserve">Là điều dưỡng, tôi muốn nhận cảnh báo khi chỉ số sinh tồn của bệnh nhân vượt quá ngưỡng an toàn, để kịp thời xử lý trong </w:t>
+            </w:r>
+            <w:r>
+              <w:rPr>
+                <w:rFonts w:ascii="Times New Roman" w:eastAsia="Times New Roman" w:hAnsi="Times New Roman" w:cs="Times New Roman"/>
+                <w:sz w:val="24"/>
+                <w:szCs w:val="24"/>
+              </w:rPr>
+              <w:t>tình trạng bất thường của bệnh nhân</w:t>
+            </w:r>
           </w:p>
         </w:tc>
       </w:tr>
@@ -1145,6 +1217,14 @@
                 <w:szCs w:val="24"/>
               </w:rPr>
             </w:pPr>
+            <w:r>
+              <w:rPr>
+                <w:rFonts w:ascii="Times New Roman" w:eastAsia="Times New Roman" w:hAnsi="Times New Roman" w:cs="Times New Roman"/>
+                <w:sz w:val="24"/>
+                <w:szCs w:val="24"/>
+              </w:rPr>
+              <w:t>Not small</w:t>
+            </w:r>
           </w:p>
         </w:tc>
         <w:tc>
@@ -1173,6 +1253,14 @@
                 <w:szCs w:val="24"/>
               </w:rPr>
             </w:pPr>
+            <w:r>
+              <w:rPr>
+                <w:rFonts w:ascii="Times New Roman" w:eastAsia="Times New Roman" w:hAnsi="Times New Roman" w:cs="Times New Roman"/>
+                <w:sz w:val="24"/>
+                <w:szCs w:val="24"/>
+              </w:rPr>
+              <w:t>Gộp quá nhiều tính năng vào trong một story nên khó có thể hoàn thành được trong một sprint ngắn</w:t>
+            </w:r>
           </w:p>
         </w:tc>
       </w:tr>
@@ -1206,6 +1294,14 @@
                 <w:szCs w:val="24"/>
               </w:rPr>
             </w:pPr>
+            <w:r>
+              <w:rPr>
+                <w:rFonts w:ascii="Times New Roman" w:eastAsia="Times New Roman" w:hAnsi="Times New Roman" w:cs="Times New Roman"/>
+                <w:sz w:val="24"/>
+                <w:szCs w:val="24"/>
+              </w:rPr>
+              <w:t>Not testable</w:t>
+            </w:r>
           </w:p>
         </w:tc>
         <w:tc>
@@ -1234,6 +1330,14 @@
                 <w:szCs w:val="24"/>
               </w:rPr>
             </w:pPr>
+            <w:r>
+              <w:rPr>
+                <w:rFonts w:ascii="Times New Roman" w:eastAsia="Times New Roman" w:hAnsi="Times New Roman" w:cs="Times New Roman"/>
+                <w:sz w:val="24"/>
+                <w:szCs w:val="24"/>
+              </w:rPr>
+              <w:t>Tiêu chí trên quá chung chung, không có điều kiện rõ ràng để kiểm thử</w:t>
+            </w:r>
           </w:p>
         </w:tc>
       </w:tr>
@@ -1426,6 +1530,14 @@
                 <w:szCs w:val="24"/>
               </w:rPr>
             </w:pPr>
+            <w:r>
+              <w:rPr>
+                <w:rFonts w:ascii="Times New Roman" w:eastAsia="Times New Roman" w:hAnsi="Times New Roman" w:cs="Times New Roman"/>
+                <w:sz w:val="24"/>
+                <w:szCs w:val="24"/>
+              </w:rPr>
+              <w:t>Là điều dưỡng, tôi muốn hệ thống tự động phân công lịch thăm khám theo các ca, để biết được rõ các lịch trình việc làm mỗi ngày</w:t>
+            </w:r>
           </w:p>
         </w:tc>
       </w:tr>
@@ -1494,6 +1606,22 @@
                 <w:szCs w:val="24"/>
               </w:rPr>
             </w:pPr>
+            <w:r>
+              <w:rPr>
+                <w:rFonts w:ascii="Times New Roman" w:eastAsia="Times New Roman" w:hAnsi="Times New Roman" w:cs="Times New Roman"/>
+                <w:sz w:val="24"/>
+                <w:szCs w:val="24"/>
+              </w:rPr>
+              <w:t>Là điều dưỡng, tôi muốn hệ thống tự động cập nhật và hiển thị đánh giá sau mỗi lần thăm khám</w:t>
+            </w:r>
+            <w:r>
+              <w:rPr>
+                <w:rFonts w:ascii="Times New Roman" w:eastAsia="Times New Roman" w:hAnsi="Times New Roman" w:cs="Times New Roman"/>
+                <w:sz w:val="24"/>
+                <w:szCs w:val="24"/>
+              </w:rPr>
+              <w:t>, để nắm bắt được kết quả công việc của mình</w:t>
+            </w:r>
           </w:p>
         </w:tc>
       </w:tr>
@@ -1541,6 +1669,7 @@
           <w:sz w:val="26"/>
           <w:szCs w:val="26"/>
         </w:rPr>
+        <w:lastRenderedPageBreak/>
         <w:t>3.3. Ưu tiên theo MoSCoW</w:t>
       </w:r>
     </w:p>
@@ -1758,6 +1887,14 @@
                 <w:szCs w:val="24"/>
               </w:rPr>
             </w:pPr>
+            <w:r>
+              <w:rPr>
+                <w:rFonts w:ascii="Times New Roman" w:eastAsia="Times New Roman" w:hAnsi="Times New Roman" w:cs="Times New Roman"/>
+                <w:sz w:val="24"/>
+                <w:szCs w:val="24"/>
+              </w:rPr>
+              <w:t>Must</w:t>
+            </w:r>
           </w:p>
         </w:tc>
         <w:tc>
@@ -1786,6 +1923,14 @@
                 <w:szCs w:val="24"/>
               </w:rPr>
             </w:pPr>
+            <w:r>
+              <w:rPr>
+                <w:rFonts w:ascii="Times New Roman" w:eastAsia="Times New Roman" w:hAnsi="Times New Roman" w:cs="Times New Roman"/>
+                <w:sz w:val="24"/>
+                <w:szCs w:val="24"/>
+              </w:rPr>
+              <w:t>Là tính nănh bắt buộc phải có để điều dưỡng tìm kiếm hồ sơ và các thông tin cơ bản</w:t>
+            </w:r>
           </w:p>
         </w:tc>
       </w:tr>
@@ -1824,7 +1969,6 @@
                 <w:sz w:val="24"/>
                 <w:szCs w:val="24"/>
               </w:rPr>
-              <w:lastRenderedPageBreak/>
               <w:t>US-02</w:t>
             </w:r>
           </w:p>
@@ -1855,6 +1999,14 @@
                 <w:szCs w:val="24"/>
               </w:rPr>
             </w:pPr>
+            <w:r>
+              <w:rPr>
+                <w:rFonts w:ascii="Times New Roman" w:eastAsia="Times New Roman" w:hAnsi="Times New Roman" w:cs="Times New Roman"/>
+                <w:sz w:val="24"/>
+                <w:szCs w:val="24"/>
+              </w:rPr>
+              <w:t>Must</w:t>
+            </w:r>
           </w:p>
         </w:tc>
         <w:tc>
@@ -1883,6 +2035,22 @@
                 <w:szCs w:val="24"/>
               </w:rPr>
             </w:pPr>
+            <w:r>
+              <w:rPr>
+                <w:rFonts w:ascii="Times New Roman" w:eastAsia="Times New Roman" w:hAnsi="Times New Roman" w:cs="Times New Roman"/>
+                <w:sz w:val="24"/>
+                <w:szCs w:val="24"/>
+              </w:rPr>
+              <w:t xml:space="preserve">Là tính năng nghiệp vụ trong MVP nhằm phát hiện và cảnh báo tình trạng </w:t>
+            </w:r>
+            <w:r>
+              <w:rPr>
+                <w:rFonts w:ascii="Times New Roman" w:eastAsia="Times New Roman" w:hAnsi="Times New Roman" w:cs="Times New Roman"/>
+                <w:sz w:val="24"/>
+                <w:szCs w:val="24"/>
+              </w:rPr>
+              <w:t>bất thường của bệnh nhân</w:t>
+            </w:r>
           </w:p>
         </w:tc>
       </w:tr>
@@ -2189,6 +2357,14 @@
                 <w:szCs w:val="24"/>
               </w:rPr>
             </w:pPr>
+            <w:r>
+              <w:rPr>
+                <w:rFonts w:ascii="Times New Roman" w:eastAsia="Times New Roman" w:hAnsi="Times New Roman" w:cs="Times New Roman"/>
+                <w:sz w:val="24"/>
+                <w:szCs w:val="24"/>
+              </w:rPr>
+              <w:t>Điều dưỡng A đã đăng nhập, phiếu thăm khám TK-001 hợp lệ được phân công cho điều dưỡng A</w:t>
+            </w:r>
           </w:p>
         </w:tc>
         <w:tc>
@@ -2217,6 +2393,14 @@
                 <w:szCs w:val="24"/>
               </w:rPr>
             </w:pPr>
+            <w:r>
+              <w:rPr>
+                <w:rFonts w:ascii="Times New Roman" w:eastAsia="Times New Roman" w:hAnsi="Times New Roman" w:cs="Times New Roman"/>
+                <w:sz w:val="24"/>
+                <w:szCs w:val="24"/>
+              </w:rPr>
+              <w:t>Điều dưỡng A mở chi tiết phiếu thăm khám TK-001 trên ứng dụng</w:t>
+            </w:r>
           </w:p>
         </w:tc>
         <w:tc>
@@ -2245,6 +2429,14 @@
                 <w:szCs w:val="24"/>
               </w:rPr>
             </w:pPr>
+            <w:r>
+              <w:rPr>
+                <w:rFonts w:ascii="Times New Roman" w:eastAsia="Times New Roman" w:hAnsi="Times New Roman" w:cs="Times New Roman"/>
+                <w:sz w:val="24"/>
+                <w:szCs w:val="24"/>
+              </w:rPr>
+              <w:t>Hệ thống hiển thị đầy đủ thông tin bệnh nhân, thông tin ca khám</w:t>
+            </w:r>
           </w:p>
         </w:tc>
       </w:tr>
@@ -2407,32 +2599,24 @@
                 <w:sz w:val="24"/>
                 <w:szCs w:val="24"/>
               </w:rPr>
-              <w:t>☐ (2a) Không thuộc quyền</w:t>
-            </w:r>
-          </w:p>
-          <w:p>
-            <w:pPr>
-              <w:pBdr>
-                <w:top w:val="nil"/>
-                <w:left w:val="nil"/>
-                <w:bottom w:val="nil"/>
-                <w:right w:val="nil"/>
-                <w:between w:val="nil"/>
-              </w:pBdr>
-              <w:rPr>
-                <w:rFonts w:ascii="Times New Roman" w:eastAsia="Times New Roman" w:hAnsi="Times New Roman" w:cs="Times New Roman"/>
-                <w:sz w:val="24"/>
-                <w:szCs w:val="24"/>
-              </w:rPr>
-            </w:pPr>
-            <w:r>
-              <w:rPr>
-                <w:rFonts w:ascii="Times New Roman" w:eastAsia="Times New Roman" w:hAnsi="Times New Roman" w:cs="Times New Roman"/>
-                <w:sz w:val="24"/>
-                <w:szCs w:val="24"/>
-              </w:rPr>
-              <w:t>☐ (2b) Đã bị huỷ</w:t>
-            </w:r>
+              <w:t>(2a) Không thuộc quyền</w:t>
+            </w:r>
+          </w:p>
+          <w:p>
+            <w:pPr>
+              <w:pBdr>
+                <w:top w:val="nil"/>
+                <w:left w:val="nil"/>
+                <w:bottom w:val="nil"/>
+                <w:right w:val="nil"/>
+                <w:between w:val="nil"/>
+              </w:pBdr>
+              <w:rPr>
+                <w:rFonts w:ascii="Times New Roman" w:eastAsia="Times New Roman" w:hAnsi="Times New Roman" w:cs="Times New Roman"/>
+                <w:sz w:val="24"/>
+                <w:szCs w:val="24"/>
+              </w:rPr>
+            </w:pPr>
           </w:p>
         </w:tc>
         <w:tc>
@@ -2461,6 +2645,14 @@
                 <w:szCs w:val="24"/>
               </w:rPr>
             </w:pPr>
+            <w:r>
+              <w:rPr>
+                <w:rFonts w:ascii="Times New Roman" w:eastAsia="Times New Roman" w:hAnsi="Times New Roman" w:cs="Times New Roman"/>
+                <w:sz w:val="24"/>
+                <w:szCs w:val="24"/>
+              </w:rPr>
+              <w:t>Hệ thống hiển thị thông báo “Bạn không có quyền truy cập phiếu thăm khám này” và không hiển thị chi tiết phiếu khám</w:t>
+            </w:r>
           </w:p>
         </w:tc>
       </w:tr>
@@ -2732,6 +2924,14 @@
                 <w:szCs w:val="24"/>
               </w:rPr>
             </w:pPr>
+            <w:r>
+              <w:rPr>
+                <w:rFonts w:ascii="Times New Roman" w:eastAsia="Times New Roman" w:hAnsi="Times New Roman" w:cs="Times New Roman"/>
+                <w:sz w:val="24"/>
+                <w:szCs w:val="24"/>
+              </w:rPr>
+              <w:t>DoD</w:t>
+            </w:r>
           </w:p>
         </w:tc>
         <w:tc>
@@ -2760,6 +2960,14 @@
                 <w:szCs w:val="24"/>
               </w:rPr>
             </w:pPr>
+            <w:r>
+              <w:rPr>
+                <w:rFonts w:ascii="Times New Roman" w:eastAsia="Times New Roman" w:hAnsi="Times New Roman" w:cs="Times New Roman"/>
+                <w:sz w:val="24"/>
+                <w:szCs w:val="24"/>
+              </w:rPr>
+              <w:t>AC</w:t>
+            </w:r>
           </w:p>
         </w:tc>
         <w:tc>
@@ -2788,6 +2996,14 @@
                 <w:szCs w:val="24"/>
               </w:rPr>
             </w:pPr>
+            <w:r>
+              <w:rPr>
+                <w:rFonts w:ascii="Times New Roman" w:eastAsia="Times New Roman" w:hAnsi="Times New Roman" w:cs="Times New Roman"/>
+                <w:sz w:val="24"/>
+                <w:szCs w:val="24"/>
+              </w:rPr>
+              <w:t>DoD</w:t>
+            </w:r>
           </w:p>
         </w:tc>
         <w:tc>
@@ -2816,6 +3032,14 @@
                 <w:szCs w:val="24"/>
               </w:rPr>
             </w:pPr>
+            <w:r>
+              <w:rPr>
+                <w:rFonts w:ascii="Times New Roman" w:eastAsia="Times New Roman" w:hAnsi="Times New Roman" w:cs="Times New Roman"/>
+                <w:sz w:val="24"/>
+                <w:szCs w:val="24"/>
+              </w:rPr>
+              <w:t>AC</w:t>
+            </w:r>
           </w:p>
         </w:tc>
       </w:tr>
@@ -2931,6 +3155,14 @@
                 <w:szCs w:val="24"/>
               </w:rPr>
             </w:pPr>
+            <w:r>
+              <w:rPr>
+                <w:rFonts w:ascii="Times New Roman" w:eastAsia="Times New Roman" w:hAnsi="Times New Roman" w:cs="Times New Roman"/>
+                <w:sz w:val="24"/>
+                <w:szCs w:val="24"/>
+              </w:rPr>
+              <w:t>AC áp dụng riêng từng UserStory cụ thể để làm rõ nghiệp vụ cần đạt được, trong khi đó DoD được áp dụng chung cho toàn bộ các UserStory để đảm bảo chất lượng kỹ thuật</w:t>
+            </w:r>
           </w:p>
         </w:tc>
       </w:tr>
@@ -3195,6 +3427,14 @@
                 <w:szCs w:val="24"/>
               </w:rPr>
             </w:pPr>
+            <w:r>
+              <w:rPr>
+                <w:rFonts w:ascii="Times New Roman" w:eastAsia="Times New Roman" w:hAnsi="Times New Roman" w:cs="Times New Roman"/>
+                <w:sz w:val="24"/>
+                <w:szCs w:val="24"/>
+              </w:rPr>
+              <w:t>3</w:t>
+            </w:r>
           </w:p>
         </w:tc>
         <w:tc>
@@ -3223,6 +3463,14 @@
                 <w:szCs w:val="24"/>
               </w:rPr>
             </w:pPr>
+            <w:r>
+              <w:rPr>
+                <w:rFonts w:ascii="Times New Roman" w:eastAsia="Times New Roman" w:hAnsi="Times New Roman" w:cs="Times New Roman"/>
+                <w:sz w:val="24"/>
+                <w:szCs w:val="24"/>
+              </w:rPr>
+              <w:t>Logic đơn giản, chủ yếu tìm kiếm và hiển thị danh sách thông tin hồ sơ bệnh nhân được phân công</w:t>
+            </w:r>
           </w:p>
         </w:tc>
       </w:tr>
@@ -3291,6 +3539,14 @@
                 <w:szCs w:val="24"/>
               </w:rPr>
             </w:pPr>
+            <w:r>
+              <w:rPr>
+                <w:rFonts w:ascii="Times New Roman" w:eastAsia="Times New Roman" w:hAnsi="Times New Roman" w:cs="Times New Roman"/>
+                <w:sz w:val="24"/>
+                <w:szCs w:val="24"/>
+              </w:rPr>
+              <w:t>6</w:t>
+            </w:r>
           </w:p>
         </w:tc>
         <w:tc>
@@ -3319,10 +3575,51 @@
                 <w:szCs w:val="24"/>
               </w:rPr>
             </w:pPr>
+            <w:r>
+              <w:rPr>
+                <w:rFonts w:ascii="Times New Roman" w:eastAsia="Times New Roman" w:hAnsi="Times New Roman" w:cs="Times New Roman"/>
+                <w:sz w:val="24"/>
+                <w:szCs w:val="24"/>
+              </w:rPr>
+              <w:t>Phức tạp do cần thêm thiết bị đo sinh tồn và xử lý logic</w:t>
+            </w:r>
+            <w:r>
+              <w:rPr>
+                <w:rFonts w:ascii="Times New Roman" w:eastAsia="Times New Roman" w:hAnsi="Times New Roman" w:cs="Times New Roman"/>
+                <w:sz w:val="24"/>
+                <w:szCs w:val="24"/>
+              </w:rPr>
+              <w:t xml:space="preserve"> cảnh </w:t>
+            </w:r>
+            <w:r>
+              <w:rPr>
+                <w:rFonts w:ascii="Times New Roman" w:eastAsia="Times New Roman" w:hAnsi="Times New Roman" w:cs="Times New Roman"/>
+                <w:sz w:val="24"/>
+                <w:szCs w:val="24"/>
+              </w:rPr>
+              <w:lastRenderedPageBreak/>
+              <w:t>báo ngưỡng an toàn</w:t>
+            </w:r>
           </w:p>
         </w:tc>
       </w:tr>
     </w:tbl>
+    <w:p>
+      <w:pPr>
+        <w:pBdr>
+          <w:top w:val="nil"/>
+          <w:left w:val="nil"/>
+          <w:bottom w:val="nil"/>
+          <w:right w:val="nil"/>
+          <w:between w:val="nil"/>
+        </w:pBdr>
+        <w:rPr>
+          <w:rFonts w:ascii="Times New Roman" w:eastAsia="Times New Roman" w:hAnsi="Times New Roman" w:cs="Times New Roman"/>
+          <w:sz w:val="24"/>
+          <w:szCs w:val="24"/>
+        </w:rPr>
+      </w:pPr>
+    </w:p>
     <w:p>
       <w:pPr>
         <w:pBdr>
@@ -3481,7 +3778,6 @@
           <w:sz w:val="26"/>
           <w:szCs w:val="26"/>
         </w:rPr>
-        <w:lastRenderedPageBreak/>
         <w:t>3.7. Lập kế hoạch Sprint</w:t>
       </w:r>
     </w:p>
@@ -4090,6 +4386,14 @@
                 <w:szCs w:val="24"/>
               </w:rPr>
             </w:pPr>
+            <w:r>
+              <w:rPr>
+                <w:rFonts w:ascii="Times New Roman" w:eastAsia="Times New Roman" w:hAnsi="Times New Roman" w:cs="Times New Roman"/>
+                <w:sz w:val="24"/>
+                <w:szCs w:val="24"/>
+              </w:rPr>
+              <w:t>Thiết kế giao diện màn hình chi tiết phiếu khám</w:t>
+            </w:r>
           </w:p>
         </w:tc>
         <w:tc>
@@ -4118,6 +4422,14 @@
                 <w:szCs w:val="24"/>
               </w:rPr>
             </w:pPr>
+            <w:r>
+              <w:rPr>
+                <w:rFonts w:ascii="Times New Roman" w:eastAsia="Times New Roman" w:hAnsi="Times New Roman" w:cs="Times New Roman"/>
+                <w:sz w:val="24"/>
+                <w:szCs w:val="24"/>
+              </w:rPr>
+              <w:t>UI/UX</w:t>
+            </w:r>
           </w:p>
         </w:tc>
         <w:tc>
@@ -4146,6 +4458,14 @@
                 <w:szCs w:val="24"/>
               </w:rPr>
             </w:pPr>
+            <w:r>
+              <w:rPr>
+                <w:rFonts w:ascii="Times New Roman" w:eastAsia="Times New Roman" w:hAnsi="Times New Roman" w:cs="Times New Roman"/>
+                <w:sz w:val="24"/>
+                <w:szCs w:val="24"/>
+              </w:rPr>
+              <w:t>2</w:t>
+            </w:r>
           </w:p>
         </w:tc>
       </w:tr>
@@ -4179,6 +4499,14 @@
                 <w:szCs w:val="24"/>
               </w:rPr>
             </w:pPr>
+            <w:r>
+              <w:rPr>
+                <w:rFonts w:ascii="Times New Roman" w:eastAsia="Times New Roman" w:hAnsi="Times New Roman" w:cs="Times New Roman"/>
+                <w:sz w:val="24"/>
+                <w:szCs w:val="24"/>
+              </w:rPr>
+              <w:t>Lập API lấy thông tin phiếu khám</w:t>
+            </w:r>
           </w:p>
         </w:tc>
         <w:tc>
@@ -4207,6 +4535,14 @@
                 <w:szCs w:val="24"/>
               </w:rPr>
             </w:pPr>
+            <w:r>
+              <w:rPr>
+                <w:rFonts w:ascii="Times New Roman" w:eastAsia="Times New Roman" w:hAnsi="Times New Roman" w:cs="Times New Roman"/>
+                <w:sz w:val="24"/>
+                <w:szCs w:val="24"/>
+              </w:rPr>
+              <w:t>Development</w:t>
+            </w:r>
           </w:p>
         </w:tc>
         <w:tc>
@@ -4235,6 +4571,14 @@
                 <w:szCs w:val="24"/>
               </w:rPr>
             </w:pPr>
+            <w:r>
+              <w:rPr>
+                <w:rFonts w:ascii="Times New Roman" w:eastAsia="Times New Roman" w:hAnsi="Times New Roman" w:cs="Times New Roman"/>
+                <w:sz w:val="24"/>
+                <w:szCs w:val="24"/>
+              </w:rPr>
+              <w:t>12</w:t>
+            </w:r>
           </w:p>
         </w:tc>
       </w:tr>
@@ -4268,6 +4612,14 @@
                 <w:szCs w:val="24"/>
               </w:rPr>
             </w:pPr>
+            <w:r>
+              <w:rPr>
+                <w:rFonts w:ascii="Times New Roman" w:eastAsia="Times New Roman" w:hAnsi="Times New Roman" w:cs="Times New Roman"/>
+                <w:sz w:val="24"/>
+                <w:szCs w:val="24"/>
+              </w:rPr>
+              <w:t>Kiểm tra các kịch bản hiển thị phiếu khám</w:t>
+            </w:r>
           </w:p>
         </w:tc>
         <w:tc>
@@ -4296,6 +4648,14 @@
                 <w:szCs w:val="24"/>
               </w:rPr>
             </w:pPr>
+            <w:r>
+              <w:rPr>
+                <w:rFonts w:ascii="Times New Roman" w:eastAsia="Times New Roman" w:hAnsi="Times New Roman" w:cs="Times New Roman"/>
+                <w:sz w:val="24"/>
+                <w:szCs w:val="24"/>
+              </w:rPr>
+              <w:t>Testing</w:t>
+            </w:r>
           </w:p>
         </w:tc>
         <w:tc>
@@ -4324,6 +4684,14 @@
                 <w:szCs w:val="24"/>
               </w:rPr>
             </w:pPr>
+            <w:r>
+              <w:rPr>
+                <w:rFonts w:ascii="Times New Roman" w:eastAsia="Times New Roman" w:hAnsi="Times New Roman" w:cs="Times New Roman"/>
+                <w:sz w:val="24"/>
+                <w:szCs w:val="24"/>
+              </w:rPr>
+              <w:t>8</w:t>
+            </w:r>
           </w:p>
         </w:tc>
       </w:tr>
@@ -4424,6 +4792,14 @@
                 <w:szCs w:val="24"/>
               </w:rPr>
             </w:pPr>
+            <w:r>
+              <w:rPr>
+                <w:rFonts w:ascii="Times New Roman" w:eastAsia="Times New Roman" w:hAnsi="Times New Roman" w:cs="Times New Roman"/>
+                <w:sz w:val="24"/>
+                <w:szCs w:val="24"/>
+              </w:rPr>
+              <w:t>22</w:t>
+            </w:r>
           </w:p>
         </w:tc>
       </w:tr>
@@ -4646,6 +5022,98 @@
                 <w:szCs w:val="24"/>
               </w:rPr>
             </w:pPr>
+            <w:r>
+              <w:rPr>
+                <w:rFonts w:ascii="Times New Roman" w:eastAsia="Times New Roman" w:hAnsi="Times New Roman" w:cs="Times New Roman"/>
+                <w:sz w:val="24"/>
+                <w:szCs w:val="24"/>
+              </w:rPr>
+              <w:t>Thực tế = 23 sản phẩm</w:t>
+            </w:r>
+          </w:p>
+          <w:p>
+            <w:pPr>
+              <w:pBdr>
+                <w:top w:val="nil"/>
+                <w:left w:val="nil"/>
+                <w:bottom w:val="nil"/>
+                <w:right w:val="nil"/>
+                <w:between w:val="nil"/>
+              </w:pBdr>
+              <w:spacing w:line="276" w:lineRule="auto"/>
+              <w:rPr>
+                <w:rFonts w:ascii="Times New Roman" w:eastAsia="Times New Roman" w:hAnsi="Times New Roman" w:cs="Times New Roman"/>
+                <w:sz w:val="24"/>
+                <w:szCs w:val="24"/>
+              </w:rPr>
+            </w:pPr>
+            <w:r>
+              <w:rPr>
+                <w:rFonts w:ascii="Times New Roman" w:eastAsia="Times New Roman" w:hAnsi="Times New Roman" w:cs="Times New Roman"/>
+                <w:sz w:val="24"/>
+                <w:szCs w:val="24"/>
+              </w:rPr>
+              <w:t>Lý tưởng = 15,6 sản phẩm</w:t>
+            </w:r>
+          </w:p>
+          <w:p>
+            <w:pPr>
+              <w:pBdr>
+                <w:top w:val="nil"/>
+                <w:left w:val="nil"/>
+                <w:bottom w:val="nil"/>
+                <w:right w:val="nil"/>
+                <w:between w:val="nil"/>
+              </w:pBdr>
+              <w:spacing w:line="276" w:lineRule="auto"/>
+              <w:rPr>
+                <w:rFonts w:ascii="Times New Roman" w:eastAsia="Times New Roman" w:hAnsi="Times New Roman" w:cs="Times New Roman"/>
+                <w:sz w:val="24"/>
+                <w:szCs w:val="24"/>
+              </w:rPr>
+            </w:pPr>
+            <w:r>
+              <w:rPr>
+                <w:rFonts w:ascii="Times New Roman" w:eastAsia="Times New Roman" w:hAnsi="Times New Roman" w:cs="Times New Roman"/>
+                <w:sz w:val="24"/>
+                <w:szCs w:val="24"/>
+              </w:rPr>
+              <w:t>Chênh lệch 23- 15,6 = 7,4 sản phẩm</w:t>
+            </w:r>
+          </w:p>
+          <w:p>
+            <w:pPr>
+              <w:pBdr>
+                <w:top w:val="nil"/>
+                <w:left w:val="nil"/>
+                <w:bottom w:val="nil"/>
+                <w:right w:val="nil"/>
+                <w:between w:val="nil"/>
+              </w:pBdr>
+              <w:spacing w:line="276" w:lineRule="auto"/>
+              <w:rPr>
+                <w:rFonts w:ascii="Times New Roman" w:eastAsia="Times New Roman" w:hAnsi="Times New Roman" w:cs="Times New Roman"/>
+                <w:sz w:val="24"/>
+                <w:szCs w:val="24"/>
+              </w:rPr>
+            </w:pPr>
+            <w:r>
+              <w:rPr>
+                <w:rFonts w:ascii="Times New Roman" w:eastAsia="Times New Roman" w:hAnsi="Times New Roman" w:cs="Times New Roman"/>
+                <w:sz w:val="24"/>
+                <w:szCs w:val="24"/>
+              </w:rPr>
+              <w:t xml:space="preserve">Kết luận: Behind Schedule do đội đang trễ tiến độ so với kế </w:t>
+            </w:r>
+            <w:r>
+              <w:rPr>
+                <w:rFonts w:ascii="Times New Roman" w:eastAsia="Times New Roman" w:hAnsi="Times New Roman" w:cs="Times New Roman"/>
+                <w:sz w:val="24"/>
+                <w:szCs w:val="24"/>
+              </w:rPr>
+              <w:lastRenderedPageBreak/>
+              <w:t xml:space="preserve">hoạch </w:t>
+            </w:r>
           </w:p>
         </w:tc>
       </w:tr>
@@ -4684,6 +5152,7 @@
                 <w:sz w:val="24"/>
                 <w:szCs w:val="24"/>
               </w:rPr>
+              <w:lastRenderedPageBreak/>
               <w:t>Dấu hiệu bất thường và rủi ro</w:t>
             </w:r>
           </w:p>
@@ -4714,6 +5183,47 @@
                 <w:szCs w:val="24"/>
               </w:rPr>
             </w:pPr>
+            <w:r>
+              <w:rPr>
+                <w:rFonts w:ascii="Times New Roman" w:eastAsia="Times New Roman" w:hAnsi="Times New Roman" w:cs="Times New Roman"/>
+                <w:sz w:val="24"/>
+                <w:szCs w:val="24"/>
+              </w:rPr>
+              <w:t>Đường thực tế đi ngang phẳng từ ngày 0 đến ngày 2</w:t>
+            </w:r>
+            <w:r>
+              <w:rPr>
+                <w:rFonts w:ascii="Times New Roman" w:eastAsia="Times New Roman" w:hAnsi="Times New Roman" w:cs="Times New Roman"/>
+                <w:sz w:val="24"/>
+                <w:szCs w:val="24"/>
+              </w:rPr>
+              <w:t xml:space="preserve"> (vẫn giữ nguyên ở 26 sản phẩm)</w:t>
+            </w:r>
+          </w:p>
+          <w:p>
+            <w:pPr>
+              <w:pBdr>
+                <w:top w:val="nil"/>
+                <w:left w:val="nil"/>
+                <w:bottom w:val="nil"/>
+                <w:right w:val="nil"/>
+                <w:between w:val="nil"/>
+              </w:pBdr>
+              <w:spacing w:line="276" w:lineRule="auto"/>
+              <w:rPr>
+                <w:rFonts w:ascii="Times New Roman" w:eastAsia="Times New Roman" w:hAnsi="Times New Roman" w:cs="Times New Roman"/>
+                <w:sz w:val="24"/>
+                <w:szCs w:val="24"/>
+              </w:rPr>
+            </w:pPr>
+            <w:r>
+              <w:rPr>
+                <w:rFonts w:ascii="Times New Roman" w:eastAsia="Times New Roman" w:hAnsi="Times New Roman" w:cs="Times New Roman"/>
+                <w:sz w:val="24"/>
+                <w:szCs w:val="24"/>
+              </w:rPr>
+              <w:t xml:space="preserve">Rủi ro: đội gặp vướng mắc lỡn khi khởi động Sprint, dẫn đến dồn việc vào cuối Sprint và không đat SprintGoal </w:t>
+            </w:r>
           </w:p>
         </w:tc>
       </w:tr>
@@ -4985,6 +5495,14 @@
                 <w:szCs w:val="24"/>
               </w:rPr>
             </w:pPr>
+            <w:r>
+              <w:rPr>
+                <w:rFonts w:ascii="Times New Roman" w:eastAsia="Times New Roman" w:hAnsi="Times New Roman" w:cs="Times New Roman"/>
+                <w:sz w:val="24"/>
+                <w:szCs w:val="24"/>
+              </w:rPr>
+              <w:t>Scrum Master</w:t>
+            </w:r>
           </w:p>
         </w:tc>
         <w:tc>
@@ -5013,6 +5531,14 @@
                 <w:szCs w:val="24"/>
               </w:rPr>
             </w:pPr>
+            <w:r>
+              <w:rPr>
+                <w:rFonts w:ascii="Times New Roman" w:eastAsia="Times New Roman" w:hAnsi="Times New Roman" w:cs="Times New Roman"/>
+                <w:sz w:val="24"/>
+                <w:szCs w:val="24"/>
+              </w:rPr>
+              <w:t>Product Owner</w:t>
+            </w:r>
           </w:p>
         </w:tc>
         <w:tc>
@@ -5041,6 +5567,14 @@
                 <w:szCs w:val="24"/>
               </w:rPr>
             </w:pPr>
+            <w:r>
+              <w:rPr>
+                <w:rFonts w:ascii="Times New Roman" w:eastAsia="Times New Roman" w:hAnsi="Times New Roman" w:cs="Times New Roman"/>
+                <w:sz w:val="24"/>
+                <w:szCs w:val="24"/>
+              </w:rPr>
+              <w:t>Developers</w:t>
+            </w:r>
           </w:p>
         </w:tc>
         <w:tc>
@@ -5069,6 +5603,14 @@
                 <w:szCs w:val="24"/>
               </w:rPr>
             </w:pPr>
+            <w:r>
+              <w:rPr>
+                <w:rFonts w:ascii="Times New Roman" w:eastAsia="Times New Roman" w:hAnsi="Times New Roman" w:cs="Times New Roman"/>
+                <w:sz w:val="24"/>
+                <w:szCs w:val="24"/>
+              </w:rPr>
+              <w:t>Stakeholders</w:t>
+            </w:r>
           </w:p>
         </w:tc>
       </w:tr>
@@ -5149,7 +5691,6 @@
                 <w:sz w:val="24"/>
                 <w:szCs w:val="24"/>
               </w:rPr>
-              <w:lastRenderedPageBreak/>
               <w:t>PO xử lý đề nghị của Stakeholder thế nào?</w:t>
             </w:r>
           </w:p>
@@ -5185,6 +5726,14 @@
                 <w:szCs w:val="24"/>
               </w:rPr>
             </w:pPr>
+            <w:r>
+              <w:rPr>
+                <w:rFonts w:ascii="Times New Roman" w:eastAsia="Times New Roman" w:hAnsi="Times New Roman" w:cs="Times New Roman"/>
+                <w:sz w:val="24"/>
+                <w:szCs w:val="24"/>
+              </w:rPr>
+              <w:t>PO sẽ ghi nhận và cảm ơn với những ý kiến đóng góp, sau đó xem xét và đánh giá về giá trị mà những ý kiến mang lị so với ProductGoal. Nếu ý kiến trên phù hợp sẽ viết thành UserStory mới</w:t>
+            </w:r>
           </w:p>
         </w:tc>
       </w:tr>
